--- a/downloads/documents/05 Materials/Unit 04/Slides/Slides 04.17 - Unit 4 Review and Test.docx
+++ b/downloads/documents/05 Materials/Unit 04/Slides/Slides 04.17 - Unit 4 Review and Test.docx
@@ -1236,7 +1236,7 @@
     </w:rPrDefault>
     <w:pPrDefault>
       <w:pPr>
-        <w:spacing w:after="200"/>
+        <w:spacing w:line="300" w:lineRule="auto" w:after="200"/>
       </w:pPr>
     </w:pPrDefault>
   </w:docDefaults>

--- a/downloads/documents/05 Materials/Unit 04/Slides/Slides 04.17 - Unit 4 Review and Test.docx
+++ b/downloads/documents/05 Materials/Unit 04/Slides/Slides 04.17 - Unit 4 Review and Test.docx
@@ -450,9 +450,9 @@
       <w:pPr>
         <w:pStyle w:val="Heading2"/>
       </w:pPr>
-      <w:bookmarkStart w:id="27" w:name="slide-7-clear-the-decks-2-minutes"/>
-      <w:r>
-        <w:t xml:space="preserve">Slide 7: Clear the decks, 2 minutes</w:t>
+      <w:bookmarkStart w:id="27" w:name="slide-7-clear-your-desk-2-minutes"/>
+      <w:r>
+        <w:t xml:space="preserve">Slide 7: Clear your desk, 2 minutes</w:t>
       </w:r>
       <w:bookmarkEnd w:id="27"/>
     </w:p>
